--- a/worlds/ondina-vasquell/phase-3-build-task-artifacts/task-files/preliminary_discharge_order_set_05212026.docx
+++ b/worlds/ondina-vasquell/phase-3-build-task-artifacts/task-files/preliminary_discharge_order_set_05212026.docx
@@ -7,8 +7,9 @@
         <w:rPr>
           <w:rFonts w:ascii="Arial" w:hAnsi="Arial"/>
           <w:b/>
-          <w:color w:val="000000"/>
-          <w:sz w:val="24"/>
+          <w:i w:val="0"/>
+          <w:color w:val="1F3864"/>
+          <w:sz w:val="28"/>
         </w:rPr>
         <w:t>PRELIMINARY DISCHARGE ORDER SET (DRAFT - NOT RECONCILED)</w:t>
       </w:r>
@@ -17,18 +18,21 @@
       <w:r>
         <w:rPr>
           <w:rFonts w:ascii="Arial" w:hAnsi="Arial"/>
-          <w:color w:val="595959"/>
-          <w:sz w:val="17"/>
+          <w:b w:val="0"/>
+          <w:i w:val="0"/>
+          <w:color w:val="5E6670"/>
+          <w:sz w:val="16"/>
         </w:rPr>
-        <w:t>Generated 05/21/2026 1800 | Status: Draft, pending reconciliation | RE: Ondina Vasquell | MRN OV-3358104 | CSN-308852140</w:t>
+        <w:t>Filed 05/21/2026 1800 | Status: Draft, pending reconciliation | RE: Ondina Vasquell | MRN OV-3358104 | CSN-308852140</w:t>
       </w:r>
     </w:p>
-    <w:p/>
     <w:p>
       <w:r>
         <w:rPr>
           <w:rFonts w:ascii="Arial" w:hAnsi="Arial"/>
-          <w:color w:val="000000"/>
+          <w:b w:val="0"/>
+          <w:i w:val="0"/>
+          <w:color w:val="232830"/>
           <w:sz w:val="19"/>
         </w:rPr>
         <w:t>Auto-populated draft discharge orders carried forward from active inpatient orders. Not yet reconciled against home medications or current renal function.</w:t>
@@ -36,15 +40,17 @@
     </w:p>
     <w:p>
       <w:pPr>
+        <w:spacing w:before="180" w:after="60"/>
         <w:pBdr>
-          <w:bottom w:val="single" w:sz="4" w:space="1" w:color="BFBFBF"/>
+          <w:bottom w:val="single" w:sz="6" w:color="C9D4EA" w:space="2"/>
         </w:pBdr>
       </w:pPr>
       <w:r>
         <w:rPr>
           <w:rFonts w:ascii="Arial" w:hAnsi="Arial"/>
           <w:b/>
-          <w:color w:val="000000"/>
+          <w:i w:val="0"/>
+          <w:color w:val="4472C4"/>
           <w:sz w:val="20"/>
         </w:rPr>
         <w:t>MEDICATIONS CARRIED FORWARD</w:t>
@@ -55,12 +61,12 @@
         <w:tblW w:type="auto" w:w="0"/>
         <w:tblLook w:firstColumn="1" w:firstRow="1" w:lastColumn="0" w:lastRow="0" w:noHBand="0" w:noVBand="1" w:val="04A0"/>
         <w:tblBorders>
-          <w:top w:val="single" w:sz="4" w:space="0" w:color="BFBFBF"/>
-          <w:left w:val="single" w:sz="4" w:space="0" w:color="BFBFBF"/>
-          <w:bottom w:val="single" w:sz="4" w:space="0" w:color="BFBFBF"/>
-          <w:right w:val="single" w:sz="4" w:space="0" w:color="BFBFBF"/>
-          <w:insideH w:val="single" w:sz="4" w:space="0" w:color="BFBFBF"/>
-          <w:insideV w:val="single" w:sz="4" w:space="0" w:color="BFBFBF"/>
+          <w:top w:val="single" w:sz="4" w:color="C9D4EA"/>
+          <w:left w:val="single" w:sz="4" w:color="C9D4EA"/>
+          <w:bottom w:val="single" w:sz="4" w:color="C9D4EA"/>
+          <w:right w:val="single" w:sz="4" w:color="C9D4EA"/>
+          <w:insideH w:val="single" w:sz="4" w:color="C9D4EA"/>
+          <w:insideV w:val="single" w:sz="4" w:color="C9D4EA"/>
         </w:tblBorders>
       </w:tblPr>
       <w:tblGrid>
@@ -72,15 +78,16 @@
         <w:tc>
           <w:tcPr>
             <w:tcW w:type="dxa" w:w="3456"/>
-            <w:shd w:val="clear" w:color="auto" w:fill="EAEAEA"/>
+            <w:shd w:val="clear" w:fill="4472C4"/>
           </w:tcPr>
           <w:p>
             <w:r>
               <w:rPr>
                 <w:rFonts w:ascii="Arial" w:hAnsi="Arial"/>
                 <w:b/>
-                <w:color w:val="000000"/>
-                <w:sz w:val="17"/>
+                <w:i w:val="0"/>
+                <w:color w:val="FFFFFF"/>
+                <w:sz w:val="16"/>
               </w:rPr>
               <w:t>Medication</w:t>
             </w:r>
@@ -89,15 +96,16 @@
         <w:tc>
           <w:tcPr>
             <w:tcW w:type="dxa" w:w="3456"/>
-            <w:shd w:val="clear" w:color="auto" w:fill="EAEAEA"/>
+            <w:shd w:val="clear" w:fill="4472C4"/>
           </w:tcPr>
           <w:p>
             <w:r>
               <w:rPr>
                 <w:rFonts w:ascii="Arial" w:hAnsi="Arial"/>
                 <w:b/>
-                <w:color w:val="000000"/>
-                <w:sz w:val="17"/>
+                <w:i w:val="0"/>
+                <w:color w:val="FFFFFF"/>
+                <w:sz w:val="16"/>
               </w:rPr>
               <w:t>Dose / Route / Frequency</w:t>
             </w:r>
@@ -106,15 +114,16 @@
         <w:tc>
           <w:tcPr>
             <w:tcW w:type="dxa" w:w="3456"/>
-            <w:shd w:val="clear" w:color="auto" w:fill="EAEAEA"/>
+            <w:shd w:val="clear" w:fill="4472C4"/>
           </w:tcPr>
           <w:p>
             <w:r>
               <w:rPr>
                 <w:rFonts w:ascii="Arial" w:hAnsi="Arial"/>
                 <w:b/>
-                <w:color w:val="000000"/>
-                <w:sz w:val="17"/>
+                <w:i w:val="0"/>
+                <w:color w:val="FFFFFF"/>
+                <w:sz w:val="16"/>
               </w:rPr>
               <w:t>Note on draft</w:t>
             </w:r>
@@ -130,8 +139,10 @@
             <w:r>
               <w:rPr>
                 <w:rFonts w:ascii="Arial" w:hAnsi="Arial"/>
-                <w:color w:val="000000"/>
-                <w:sz w:val="17"/>
+                <w:b w:val="0"/>
+                <w:i w:val="0"/>
+                <w:color w:val="232830"/>
+                <w:sz w:val="16"/>
               </w:rPr>
               <w:t>Piperacillin-tazobactam</w:t>
             </w:r>
@@ -145,8 +156,10 @@
             <w:r>
               <w:rPr>
                 <w:rFonts w:ascii="Arial" w:hAnsi="Arial"/>
-                <w:color w:val="000000"/>
-                <w:sz w:val="17"/>
+                <w:b w:val="0"/>
+                <w:i w:val="0"/>
+                <w:color w:val="232830"/>
+                <w:sz w:val="16"/>
               </w:rPr>
               <w:t>2.25 g Intravenous every 8 hours</w:t>
             </w:r>
@@ -160,8 +173,10 @@
             <w:r>
               <w:rPr>
                 <w:rFonts w:ascii="Arial" w:hAnsi="Arial"/>
-                <w:color w:val="000000"/>
-                <w:sz w:val="17"/>
+                <w:b w:val="0"/>
+                <w:i w:val="0"/>
+                <w:color w:val="232830"/>
+                <w:sz w:val="16"/>
               </w:rPr>
               <w:t>Admission empiric dose carried forward; oral step-down and duration not set</w:t>
             </w:r>
@@ -172,13 +187,16 @@
         <w:tc>
           <w:tcPr>
             <w:tcW w:type="dxa" w:w="3456"/>
+            <w:shd w:val="clear" w:fill="EDF2FA"/>
           </w:tcPr>
           <w:p>
             <w:r>
               <w:rPr>
                 <w:rFonts w:ascii="Arial" w:hAnsi="Arial"/>
-                <w:color w:val="000000"/>
-                <w:sz w:val="17"/>
+                <w:b w:val="0"/>
+                <w:i w:val="0"/>
+                <w:color w:val="232830"/>
+                <w:sz w:val="16"/>
               </w:rPr>
               <w:t>Insulin glargine</w:t>
             </w:r>
@@ -187,13 +205,16 @@
         <w:tc>
           <w:tcPr>
             <w:tcW w:type="dxa" w:w="3456"/>
+            <w:shd w:val="clear" w:fill="EDF2FA"/>
           </w:tcPr>
           <w:p>
             <w:r>
               <w:rPr>
                 <w:rFonts w:ascii="Arial" w:hAnsi="Arial"/>
-                <w:color w:val="000000"/>
-                <w:sz w:val="17"/>
+                <w:b w:val="0"/>
+                <w:i w:val="0"/>
+                <w:color w:val="232830"/>
+                <w:sz w:val="16"/>
               </w:rPr>
               <w:t>Inpatient-adjusted units Subcutaneous nightly</w:t>
             </w:r>
@@ -202,13 +223,16 @@
         <w:tc>
           <w:tcPr>
             <w:tcW w:type="dxa" w:w="3456"/>
+            <w:shd w:val="clear" w:fill="EDF2FA"/>
           </w:tcPr>
           <w:p>
             <w:r>
               <w:rPr>
                 <w:rFonts w:ascii="Arial" w:hAnsi="Arial"/>
-                <w:color w:val="000000"/>
-                <w:sz w:val="17"/>
+                <w:b w:val="0"/>
+                <w:i w:val="0"/>
+                <w:color w:val="232830"/>
+                <w:sz w:val="16"/>
               </w:rPr>
               <w:t>Reconcile to home 26 units versus inpatient adjustment</w:t>
             </w:r>
@@ -224,8 +248,10 @@
             <w:r>
               <w:rPr>
                 <w:rFonts w:ascii="Arial" w:hAnsi="Arial"/>
-                <w:color w:val="000000"/>
-                <w:sz w:val="17"/>
+                <w:b w:val="0"/>
+                <w:i w:val="0"/>
+                <w:color w:val="232830"/>
+                <w:sz w:val="16"/>
               </w:rPr>
               <w:t>Insulin aspart</w:t>
             </w:r>
@@ -239,8 +265,10 @@
             <w:r>
               <w:rPr>
                 <w:rFonts w:ascii="Arial" w:hAnsi="Arial"/>
-                <w:color w:val="000000"/>
-                <w:sz w:val="17"/>
+                <w:b w:val="0"/>
+                <w:i w:val="0"/>
+                <w:color w:val="232830"/>
+                <w:sz w:val="16"/>
               </w:rPr>
               <w:t>Sliding scale Subcutaneous with meals</w:t>
             </w:r>
@@ -254,8 +282,66 @@
             <w:r>
               <w:rPr>
                 <w:rFonts w:ascii="Arial" w:hAnsi="Arial"/>
-                <w:color w:val="000000"/>
-                <w:sz w:val="17"/>
+                <w:b w:val="0"/>
+                <w:i w:val="0"/>
+                <w:color w:val="232830"/>
+                <w:sz w:val="16"/>
+              </w:rPr>
+              <w:t>Continue</w:t>
+            </w:r>
+          </w:p>
+        </w:tc>
+      </w:tr>
+      <w:tr>
+        <w:tc>
+          <w:tcPr>
+            <w:tcW w:type="dxa" w:w="3456"/>
+            <w:shd w:val="clear" w:fill="EDF2FA"/>
+          </w:tcPr>
+          <w:p>
+            <w:r>
+              <w:rPr>
+                <w:rFonts w:ascii="Arial" w:hAnsi="Arial"/>
+                <w:b w:val="0"/>
+                <w:i w:val="0"/>
+                <w:color w:val="232830"/>
+                <w:sz w:val="16"/>
+              </w:rPr>
+              <w:t>Furosemide</w:t>
+            </w:r>
+          </w:p>
+        </w:tc>
+        <w:tc>
+          <w:tcPr>
+            <w:tcW w:type="dxa" w:w="3456"/>
+            <w:shd w:val="clear" w:fill="EDF2FA"/>
+          </w:tcPr>
+          <w:p>
+            <w:r>
+              <w:rPr>
+                <w:rFonts w:ascii="Arial" w:hAnsi="Arial"/>
+                <w:b w:val="0"/>
+                <w:i w:val="0"/>
+                <w:color w:val="232830"/>
+                <w:sz w:val="16"/>
+              </w:rPr>
+              <w:t>20 mg Oral daily</w:t>
+            </w:r>
+          </w:p>
+        </w:tc>
+        <w:tc>
+          <w:tcPr>
+            <w:tcW w:type="dxa" w:w="3456"/>
+            <w:shd w:val="clear" w:fill="EDF2FA"/>
+          </w:tcPr>
+          <w:p>
+            <w:r>
+              <w:rPr>
+                <w:rFonts w:ascii="Arial" w:hAnsi="Arial"/>
+                <w:b w:val="0"/>
+                <w:i w:val="0"/>
+                <w:color w:val="232830"/>
+                <w:sz w:val="16"/>
               </w:rPr>
               <w:t>Continue</w:t>
             </w:r>
@@ -271,10 +357,12 @@
             <w:r>
               <w:rPr>
                 <w:rFonts w:ascii="Arial" w:hAnsi="Arial"/>
-                <w:color w:val="000000"/>
-                <w:sz w:val="17"/>
+                <w:b w:val="0"/>
+                <w:i w:val="0"/>
+                <w:color w:val="232830"/>
+                <w:sz w:val="16"/>
               </w:rPr>
-              <w:t>Furosemide</w:t>
+              <w:t>Atorvastatin</w:t>
             </w:r>
           </w:p>
         </w:tc>
@@ -286,10 +374,12 @@
             <w:r>
               <w:rPr>
                 <w:rFonts w:ascii="Arial" w:hAnsi="Arial"/>
-                <w:color w:val="000000"/>
-                <w:sz w:val="17"/>
+                <w:b w:val="0"/>
+                <w:i w:val="0"/>
+                <w:color w:val="232830"/>
+                <w:sz w:val="16"/>
               </w:rPr>
-              <w:t>20 mg Oral daily</w:t>
+              <w:t>40 mg Oral nightly</w:t>
             </w:r>
           </w:p>
         </w:tc>
@@ -301,8 +391,66 @@
             <w:r>
               <w:rPr>
                 <w:rFonts w:ascii="Arial" w:hAnsi="Arial"/>
-                <w:color w:val="000000"/>
-                <w:sz w:val="17"/>
+                <w:b w:val="0"/>
+                <w:i w:val="0"/>
+                <w:color w:val="232830"/>
+                <w:sz w:val="16"/>
+              </w:rPr>
+              <w:t>Continue</w:t>
+            </w:r>
+          </w:p>
+        </w:tc>
+      </w:tr>
+      <w:tr>
+        <w:tc>
+          <w:tcPr>
+            <w:tcW w:type="dxa" w:w="3456"/>
+            <w:shd w:val="clear" w:fill="EDF2FA"/>
+          </w:tcPr>
+          <w:p>
+            <w:r>
+              <w:rPr>
+                <w:rFonts w:ascii="Arial" w:hAnsi="Arial"/>
+                <w:b w:val="0"/>
+                <w:i w:val="0"/>
+                <w:color w:val="232830"/>
+                <w:sz w:val="16"/>
+              </w:rPr>
+              <w:t>Aspirin</w:t>
+            </w:r>
+          </w:p>
+        </w:tc>
+        <w:tc>
+          <w:tcPr>
+            <w:tcW w:type="dxa" w:w="3456"/>
+            <w:shd w:val="clear" w:fill="EDF2FA"/>
+          </w:tcPr>
+          <w:p>
+            <w:r>
+              <w:rPr>
+                <w:rFonts w:ascii="Arial" w:hAnsi="Arial"/>
+                <w:b w:val="0"/>
+                <w:i w:val="0"/>
+                <w:color w:val="232830"/>
+                <w:sz w:val="16"/>
+              </w:rPr>
+              <w:t>81 mg Oral daily</w:t>
+            </w:r>
+          </w:p>
+        </w:tc>
+        <w:tc>
+          <w:tcPr>
+            <w:tcW w:type="dxa" w:w="3456"/>
+            <w:shd w:val="clear" w:fill="EDF2FA"/>
+          </w:tcPr>
+          <w:p>
+            <w:r>
+              <w:rPr>
+                <w:rFonts w:ascii="Arial" w:hAnsi="Arial"/>
+                <w:b w:val="0"/>
+                <w:i w:val="0"/>
+                <w:color w:val="232830"/>
+                <w:sz w:val="16"/>
               </w:rPr>
               <w:t>Continue</w:t>
             </w:r>
@@ -318,10 +466,12 @@
             <w:r>
               <w:rPr>
                 <w:rFonts w:ascii="Arial" w:hAnsi="Arial"/>
-                <w:color w:val="000000"/>
-                <w:sz w:val="17"/>
+                <w:b w:val="0"/>
+                <w:i w:val="0"/>
+                <w:color w:val="232830"/>
+                <w:sz w:val="16"/>
               </w:rPr>
-              <w:t>Atorvastatin</w:t>
+              <w:t>Clopidogrel</w:t>
             </w:r>
           </w:p>
         </w:tc>
@@ -333,10 +483,12 @@
             <w:r>
               <w:rPr>
                 <w:rFonts w:ascii="Arial" w:hAnsi="Arial"/>
-                <w:color w:val="000000"/>
-                <w:sz w:val="17"/>
+                <w:b w:val="0"/>
+                <w:i w:val="0"/>
+                <w:color w:val="232830"/>
+                <w:sz w:val="16"/>
               </w:rPr>
-              <w:t>40 mg Oral nightly</w:t>
+              <w:t>75 mg Oral daily</w:t>
             </w:r>
           </w:p>
         </w:tc>
@@ -348,8 +500,175 @@
             <w:r>
               <w:rPr>
                 <w:rFonts w:ascii="Arial" w:hAnsi="Arial"/>
-                <w:color w:val="000000"/>
-                <w:sz w:val="17"/>
+                <w:b w:val="0"/>
+                <w:i w:val="0"/>
+                <w:color w:val="232830"/>
+                <w:sz w:val="16"/>
+              </w:rPr>
+              <w:t>Continue</w:t>
+            </w:r>
+          </w:p>
+        </w:tc>
+      </w:tr>
+      <w:tr>
+        <w:tc>
+          <w:tcPr>
+            <w:tcW w:type="dxa" w:w="3456"/>
+            <w:shd w:val="clear" w:fill="EDF2FA"/>
+          </w:tcPr>
+          <w:p>
+            <w:r>
+              <w:rPr>
+                <w:rFonts w:ascii="Arial" w:hAnsi="Arial"/>
+                <w:b w:val="0"/>
+                <w:i w:val="0"/>
+                <w:color w:val="232830"/>
+                <w:sz w:val="16"/>
+              </w:rPr>
+              <w:t>Gabapentin</w:t>
+            </w:r>
+          </w:p>
+        </w:tc>
+        <w:tc>
+          <w:tcPr>
+            <w:tcW w:type="dxa" w:w="3456"/>
+            <w:shd w:val="clear" w:fill="EDF2FA"/>
+          </w:tcPr>
+          <w:p>
+            <w:r>
+              <w:rPr>
+                <w:rFonts w:ascii="Arial" w:hAnsi="Arial"/>
+                <w:b w:val="0"/>
+                <w:i w:val="0"/>
+                <w:color w:val="232830"/>
+                <w:sz w:val="16"/>
+              </w:rPr>
+              <w:t>300 mg Oral three times daily</w:t>
+            </w:r>
+          </w:p>
+        </w:tc>
+        <w:tc>
+          <w:tcPr>
+            <w:tcW w:type="dxa" w:w="3456"/>
+            <w:shd w:val="clear" w:fill="EDF2FA"/>
+          </w:tcPr>
+          <w:p>
+            <w:r>
+              <w:rPr>
+                <w:rFonts w:ascii="Arial" w:hAnsi="Arial"/>
+                <w:b w:val="0"/>
+                <w:i w:val="0"/>
+                <w:color w:val="232830"/>
+                <w:sz w:val="16"/>
+              </w:rPr>
+              <w:t>Continue; renal check</w:t>
+            </w:r>
+          </w:p>
+        </w:tc>
+      </w:tr>
+      <w:tr>
+        <w:tc>
+          <w:tcPr>
+            <w:tcW w:type="dxa" w:w="3456"/>
+          </w:tcPr>
+          <w:p>
+            <w:r>
+              <w:rPr>
+                <w:rFonts w:ascii="Arial" w:hAnsi="Arial"/>
+                <w:b w:val="0"/>
+                <w:i w:val="0"/>
+                <w:color w:val="232830"/>
+                <w:sz w:val="16"/>
+              </w:rPr>
+              <w:t>Pantoprazole</w:t>
+            </w:r>
+          </w:p>
+        </w:tc>
+        <w:tc>
+          <w:tcPr>
+            <w:tcW w:type="dxa" w:w="3456"/>
+          </w:tcPr>
+          <w:p>
+            <w:r>
+              <w:rPr>
+                <w:rFonts w:ascii="Arial" w:hAnsi="Arial"/>
+                <w:b w:val="0"/>
+                <w:i w:val="0"/>
+                <w:color w:val="232830"/>
+                <w:sz w:val="16"/>
+              </w:rPr>
+              <w:t>40 mg Oral daily</w:t>
+            </w:r>
+          </w:p>
+        </w:tc>
+        <w:tc>
+          <w:tcPr>
+            <w:tcW w:type="dxa" w:w="3456"/>
+          </w:tcPr>
+          <w:p>
+            <w:r>
+              <w:rPr>
+                <w:rFonts w:ascii="Arial" w:hAnsi="Arial"/>
+                <w:b w:val="0"/>
+                <w:i w:val="0"/>
+                <w:color w:val="232830"/>
+                <w:sz w:val="16"/>
+              </w:rPr>
+              <w:t>Continue</w:t>
+            </w:r>
+          </w:p>
+        </w:tc>
+      </w:tr>
+      <w:tr>
+        <w:tc>
+          <w:tcPr>
+            <w:tcW w:type="dxa" w:w="3456"/>
+            <w:shd w:val="clear" w:fill="EDF2FA"/>
+          </w:tcPr>
+          <w:p>
+            <w:r>
+              <w:rPr>
+                <w:rFonts w:ascii="Arial" w:hAnsi="Arial"/>
+                <w:b w:val="0"/>
+                <w:i w:val="0"/>
+                <w:color w:val="232830"/>
+                <w:sz w:val="16"/>
+              </w:rPr>
+              <w:t>Acetaminophen</w:t>
+            </w:r>
+          </w:p>
+        </w:tc>
+        <w:tc>
+          <w:tcPr>
+            <w:tcW w:type="dxa" w:w="3456"/>
+            <w:shd w:val="clear" w:fill="EDF2FA"/>
+          </w:tcPr>
+          <w:p>
+            <w:r>
+              <w:rPr>
+                <w:rFonts w:ascii="Arial" w:hAnsi="Arial"/>
+                <w:b w:val="0"/>
+                <w:i w:val="0"/>
+                <w:color w:val="232830"/>
+                <w:sz w:val="16"/>
+              </w:rPr>
+              <w:t>650 mg Oral three times daily as needed</w:t>
+            </w:r>
+          </w:p>
+        </w:tc>
+        <w:tc>
+          <w:tcPr>
+            <w:tcW w:type="dxa" w:w="3456"/>
+            <w:shd w:val="clear" w:fill="EDF2FA"/>
+          </w:tcPr>
+          <w:p>
+            <w:r>
+              <w:rPr>
+                <w:rFonts w:ascii="Arial" w:hAnsi="Arial"/>
+                <w:b w:val="0"/>
+                <w:i w:val="0"/>
+                <w:color w:val="232830"/>
+                <w:sz w:val="16"/>
               </w:rPr>
               <w:t>Continue</w:t>
             </w:r>
@@ -365,243 +684,10 @@
             <w:r>
               <w:rPr>
                 <w:rFonts w:ascii="Arial" w:hAnsi="Arial"/>
-                <w:color w:val="000000"/>
-                <w:sz w:val="17"/>
-              </w:rPr>
-              <w:t>Aspirin</w:t>
-            </w:r>
-          </w:p>
-        </w:tc>
-        <w:tc>
-          <w:tcPr>
-            <w:tcW w:type="dxa" w:w="3456"/>
-          </w:tcPr>
-          <w:p>
-            <w:r>
-              <w:rPr>
-                <w:rFonts w:ascii="Arial" w:hAnsi="Arial"/>
-                <w:color w:val="000000"/>
-                <w:sz w:val="17"/>
-              </w:rPr>
-              <w:t>81 mg Oral daily</w:t>
-            </w:r>
-          </w:p>
-        </w:tc>
-        <w:tc>
-          <w:tcPr>
-            <w:tcW w:type="dxa" w:w="3456"/>
-          </w:tcPr>
-          <w:p>
-            <w:r>
-              <w:rPr>
-                <w:rFonts w:ascii="Arial" w:hAnsi="Arial"/>
-                <w:color w:val="000000"/>
-                <w:sz w:val="17"/>
-              </w:rPr>
-              <w:t>Continue</w:t>
-            </w:r>
-          </w:p>
-        </w:tc>
-      </w:tr>
-      <w:tr>
-        <w:tc>
-          <w:tcPr>
-            <w:tcW w:type="dxa" w:w="3456"/>
-          </w:tcPr>
-          <w:p>
-            <w:r>
-              <w:rPr>
-                <w:rFonts w:ascii="Arial" w:hAnsi="Arial"/>
-                <w:color w:val="000000"/>
-                <w:sz w:val="17"/>
-              </w:rPr>
-              <w:t>Clopidogrel</w:t>
-            </w:r>
-          </w:p>
-        </w:tc>
-        <w:tc>
-          <w:tcPr>
-            <w:tcW w:type="dxa" w:w="3456"/>
-          </w:tcPr>
-          <w:p>
-            <w:r>
-              <w:rPr>
-                <w:rFonts w:ascii="Arial" w:hAnsi="Arial"/>
-                <w:color w:val="000000"/>
-                <w:sz w:val="17"/>
-              </w:rPr>
-              <w:t>75 mg Oral daily</w:t>
-            </w:r>
-          </w:p>
-        </w:tc>
-        <w:tc>
-          <w:tcPr>
-            <w:tcW w:type="dxa" w:w="3456"/>
-          </w:tcPr>
-          <w:p>
-            <w:r>
-              <w:rPr>
-                <w:rFonts w:ascii="Arial" w:hAnsi="Arial"/>
-                <w:color w:val="000000"/>
-                <w:sz w:val="17"/>
-              </w:rPr>
-              <w:t>Continue</w:t>
-            </w:r>
-          </w:p>
-        </w:tc>
-      </w:tr>
-      <w:tr>
-        <w:tc>
-          <w:tcPr>
-            <w:tcW w:type="dxa" w:w="3456"/>
-          </w:tcPr>
-          <w:p>
-            <w:r>
-              <w:rPr>
-                <w:rFonts w:ascii="Arial" w:hAnsi="Arial"/>
-                <w:color w:val="000000"/>
-                <w:sz w:val="17"/>
-              </w:rPr>
-              <w:t>Gabapentin</w:t>
-            </w:r>
-          </w:p>
-        </w:tc>
-        <w:tc>
-          <w:tcPr>
-            <w:tcW w:type="dxa" w:w="3456"/>
-          </w:tcPr>
-          <w:p>
-            <w:r>
-              <w:rPr>
-                <w:rFonts w:ascii="Arial" w:hAnsi="Arial"/>
-                <w:color w:val="000000"/>
-                <w:sz w:val="17"/>
-              </w:rPr>
-              <w:t>300 mg Oral three times daily</w:t>
-            </w:r>
-          </w:p>
-        </w:tc>
-        <w:tc>
-          <w:tcPr>
-            <w:tcW w:type="dxa" w:w="3456"/>
-          </w:tcPr>
-          <w:p>
-            <w:r>
-              <w:rPr>
-                <w:rFonts w:ascii="Arial" w:hAnsi="Arial"/>
-                <w:color w:val="000000"/>
-                <w:sz w:val="17"/>
-              </w:rPr>
-              <w:t>Continue; renal check</w:t>
-            </w:r>
-          </w:p>
-        </w:tc>
-      </w:tr>
-      <w:tr>
-        <w:tc>
-          <w:tcPr>
-            <w:tcW w:type="dxa" w:w="3456"/>
-          </w:tcPr>
-          <w:p>
-            <w:r>
-              <w:rPr>
-                <w:rFonts w:ascii="Arial" w:hAnsi="Arial"/>
-                <w:color w:val="000000"/>
-                <w:sz w:val="17"/>
-              </w:rPr>
-              <w:t>Pantoprazole</w:t>
-            </w:r>
-          </w:p>
-        </w:tc>
-        <w:tc>
-          <w:tcPr>
-            <w:tcW w:type="dxa" w:w="3456"/>
-          </w:tcPr>
-          <w:p>
-            <w:r>
-              <w:rPr>
-                <w:rFonts w:ascii="Arial" w:hAnsi="Arial"/>
-                <w:color w:val="000000"/>
-                <w:sz w:val="17"/>
-              </w:rPr>
-              <w:t>40 mg Oral daily</w:t>
-            </w:r>
-          </w:p>
-        </w:tc>
-        <w:tc>
-          <w:tcPr>
-            <w:tcW w:type="dxa" w:w="3456"/>
-          </w:tcPr>
-          <w:p>
-            <w:r>
-              <w:rPr>
-                <w:rFonts w:ascii="Arial" w:hAnsi="Arial"/>
-                <w:color w:val="000000"/>
-                <w:sz w:val="17"/>
-              </w:rPr>
-              <w:t>Continue</w:t>
-            </w:r>
-          </w:p>
-        </w:tc>
-      </w:tr>
-      <w:tr>
-        <w:tc>
-          <w:tcPr>
-            <w:tcW w:type="dxa" w:w="3456"/>
-          </w:tcPr>
-          <w:p>
-            <w:r>
-              <w:rPr>
-                <w:rFonts w:ascii="Arial" w:hAnsi="Arial"/>
-                <w:color w:val="000000"/>
-                <w:sz w:val="17"/>
-              </w:rPr>
-              <w:t>Acetaminophen</w:t>
-            </w:r>
-          </w:p>
-        </w:tc>
-        <w:tc>
-          <w:tcPr>
-            <w:tcW w:type="dxa" w:w="3456"/>
-          </w:tcPr>
-          <w:p>
-            <w:r>
-              <w:rPr>
-                <w:rFonts w:ascii="Arial" w:hAnsi="Arial"/>
-                <w:color w:val="000000"/>
-                <w:sz w:val="17"/>
-              </w:rPr>
-              <w:t>650 mg Oral three times daily as needed</w:t>
-            </w:r>
-          </w:p>
-        </w:tc>
-        <w:tc>
-          <w:tcPr>
-            <w:tcW w:type="dxa" w:w="3456"/>
-          </w:tcPr>
-          <w:p>
-            <w:r>
-              <w:rPr>
-                <w:rFonts w:ascii="Arial" w:hAnsi="Arial"/>
-                <w:color w:val="000000"/>
-                <w:sz w:val="17"/>
-              </w:rPr>
-              <w:t>Continue</w:t>
-            </w:r>
-          </w:p>
-        </w:tc>
-      </w:tr>
-      <w:tr>
-        <w:tc>
-          <w:tcPr>
-            <w:tcW w:type="dxa" w:w="3456"/>
-          </w:tcPr>
-          <w:p>
-            <w:r>
-              <w:rPr>
-                <w:rFonts w:ascii="Arial" w:hAnsi="Arial"/>
-                <w:color w:val="000000"/>
-                <w:sz w:val="17"/>
+                <w:b w:val="0"/>
+                <w:i w:val="0"/>
+                <w:color w:val="232830"/>
+                <w:sz w:val="16"/>
               </w:rPr>
               <w:t>Metformin</w:t>
             </w:r>
@@ -615,8 +701,10 @@
             <w:r>
               <w:rPr>
                 <w:rFonts w:ascii="Arial" w:hAnsi="Arial"/>
-                <w:color w:val="000000"/>
-                <w:sz w:val="17"/>
+                <w:b w:val="0"/>
+                <w:i w:val="0"/>
+                <w:color w:val="232830"/>
+                <w:sz w:val="16"/>
               </w:rPr>
               <w:t>500 mg Oral twice daily</w:t>
             </w:r>
@@ -630,8 +718,66 @@
             <w:r>
               <w:rPr>
                 <w:rFonts w:ascii="Arial" w:hAnsi="Arial"/>
-                <w:color w:val="000000"/>
-                <w:sz w:val="17"/>
+                <w:b w:val="0"/>
+                <w:i w:val="0"/>
+                <w:color w:val="232830"/>
+                <w:sz w:val="16"/>
+              </w:rPr>
+              <w:t>Status ambiguous: held inpatient, not marked resume or continue-hold</w:t>
+            </w:r>
+          </w:p>
+        </w:tc>
+      </w:tr>
+      <w:tr>
+        <w:tc>
+          <w:tcPr>
+            <w:tcW w:type="dxa" w:w="3456"/>
+            <w:shd w:val="clear" w:fill="EDF2FA"/>
+          </w:tcPr>
+          <w:p>
+            <w:r>
+              <w:rPr>
+                <w:rFonts w:ascii="Arial" w:hAnsi="Arial"/>
+                <w:b w:val="0"/>
+                <w:i w:val="0"/>
+                <w:color w:val="232830"/>
+                <w:sz w:val="16"/>
+              </w:rPr>
+              <w:t>Empagliflozin</w:t>
+            </w:r>
+          </w:p>
+        </w:tc>
+        <w:tc>
+          <w:tcPr>
+            <w:tcW w:type="dxa" w:w="3456"/>
+            <w:shd w:val="clear" w:fill="EDF2FA"/>
+          </w:tcPr>
+          <w:p>
+            <w:r>
+              <w:rPr>
+                <w:rFonts w:ascii="Arial" w:hAnsi="Arial"/>
+                <w:b w:val="0"/>
+                <w:i w:val="0"/>
+                <w:color w:val="232830"/>
+                <w:sz w:val="16"/>
+              </w:rPr>
+              <w:t>10 mg Oral daily</w:t>
+            </w:r>
+          </w:p>
+        </w:tc>
+        <w:tc>
+          <w:tcPr>
+            <w:tcW w:type="dxa" w:w="3456"/>
+            <w:shd w:val="clear" w:fill="EDF2FA"/>
+          </w:tcPr>
+          <w:p>
+            <w:r>
+              <w:rPr>
+                <w:rFonts w:ascii="Arial" w:hAnsi="Arial"/>
+                <w:b w:val="0"/>
+                <w:i w:val="0"/>
+                <w:color w:val="232830"/>
+                <w:sz w:val="16"/>
               </w:rPr>
               <w:t>Status ambiguous: held inpatient, not marked resume or continue-hold</w:t>
             </w:r>
@@ -647,55 +793,10 @@
             <w:r>
               <w:rPr>
                 <w:rFonts w:ascii="Arial" w:hAnsi="Arial"/>
-                <w:color w:val="000000"/>
-                <w:sz w:val="17"/>
-              </w:rPr>
-              <w:t>Empagliflozin</w:t>
-            </w:r>
-          </w:p>
-        </w:tc>
-        <w:tc>
-          <w:tcPr>
-            <w:tcW w:type="dxa" w:w="3456"/>
-          </w:tcPr>
-          <w:p>
-            <w:r>
-              <w:rPr>
-                <w:rFonts w:ascii="Arial" w:hAnsi="Arial"/>
-                <w:color w:val="000000"/>
-                <w:sz w:val="17"/>
-              </w:rPr>
-              <w:t>10 mg Oral daily</w:t>
-            </w:r>
-          </w:p>
-        </w:tc>
-        <w:tc>
-          <w:tcPr>
-            <w:tcW w:type="dxa" w:w="3456"/>
-          </w:tcPr>
-          <w:p>
-            <w:r>
-              <w:rPr>
-                <w:rFonts w:ascii="Arial" w:hAnsi="Arial"/>
-                <w:color w:val="000000"/>
-                <w:sz w:val="17"/>
-              </w:rPr>
-              <w:t>Status ambiguous: held inpatient, not marked resume or continue-hold</w:t>
-            </w:r>
-          </w:p>
-        </w:tc>
-      </w:tr>
-      <w:tr>
-        <w:tc>
-          <w:tcPr>
-            <w:tcW w:type="dxa" w:w="3456"/>
-          </w:tcPr>
-          <w:p>
-            <w:r>
-              <w:rPr>
-                <w:rFonts w:ascii="Arial" w:hAnsi="Arial"/>
-                <w:color w:val="000000"/>
-                <w:sz w:val="17"/>
+                <w:b w:val="0"/>
+                <w:i w:val="0"/>
+                <w:color w:val="232830"/>
+                <w:sz w:val="16"/>
               </w:rPr>
               <w:t>Lisinopril</w:t>
             </w:r>
@@ -709,8 +810,10 @@
             <w:r>
               <w:rPr>
                 <w:rFonts w:ascii="Arial" w:hAnsi="Arial"/>
-                <w:color w:val="000000"/>
-                <w:sz w:val="17"/>
+                <w:b w:val="0"/>
+                <w:i w:val="0"/>
+                <w:color w:val="232830"/>
+                <w:sz w:val="16"/>
               </w:rPr>
               <w:t>20 mg Oral daily</w:t>
             </w:r>
@@ -724,8 +827,10 @@
             <w:r>
               <w:rPr>
                 <w:rFonts w:ascii="Arial" w:hAnsi="Arial"/>
-                <w:color w:val="000000"/>
-                <w:sz w:val="17"/>
+                <w:b w:val="0"/>
+                <w:i w:val="0"/>
+                <w:color w:val="232830"/>
+                <w:sz w:val="16"/>
               </w:rPr>
               <w:t>Status ambiguous: held inpatient, not marked resume or continue-hold</w:t>
             </w:r>
@@ -738,22 +843,30 @@
       <w:r>
         <w:rPr>
           <w:rFonts w:ascii="Arial" w:hAnsi="Arial"/>
-          <w:color w:val="000000"/>
+          <w:b w:val="0"/>
+          <w:i w:val="0"/>
+          <w:color w:val="232830"/>
           <w:sz w:val="19"/>
         </w:rPr>
         <w:t>This draft has not been reconciled. The intravenous antibiotic line, the held oral agents, and the insulin dose require clinician reconciliation before discharge. No reconciliation decision is recorded here.</w:t>
       </w:r>
     </w:p>
-    <w:p/>
     <w:p>
+      <w:pPr>
+        <w:spacing w:before="200"/>
+        <w:pBdr>
+          <w:top w:val="single" w:sz="4" w:color="C9D4EA" w:space="4"/>
+        </w:pBdr>
+      </w:pPr>
       <w:r>
         <w:rPr>
           <w:rFonts w:ascii="Arial" w:hAnsi="Arial"/>
+          <w:b w:val="0"/>
           <w:i/>
-          <w:color w:val="000000"/>
-          <w:sz w:val="19"/>
+          <w:color w:val="5E6670"/>
+          <w:sz w:val="18"/>
         </w:rPr>
-        <w:t>System-generated preliminary order set</w:t>
+        <w:t>Preliminary order set filed on 05/21/2026 1800</w:t>
       </w:r>
     </w:p>
     <w:sectPr>
@@ -776,8 +889,18 @@
 <w:ftr xmlns:m="http://schemas.openxmlformats.org/officeDocument/2006/math" xmlns:mc="http://schemas.openxmlformats.org/markup-compatibility/2006" xmlns:mo="http://schemas.microsoft.com/office/mac/office/2008/main" xmlns:mv="urn:schemas-microsoft-com:mac:vml" xmlns:o="urn:schemas-microsoft-com:office:office" xmlns:r="http://schemas.openxmlformats.org/officeDocument/2006/relationships" xmlns:v="urn:schemas-microsoft-com:vml" xmlns:w10="urn:schemas-microsoft-com:office:word" xmlns:w14="http://schemas.microsoft.com/office/word/2010/wordml" xmlns:w="http://schemas.openxmlformats.org/wordprocessingml/2006/main" xmlns:wne="http://schemas.microsoft.com/office/word/2006/wordml" xmlns:wp14="http://schemas.microsoft.com/office/word/2010/wordprocessingDrawing" xmlns:wp="http://schemas.openxmlformats.org/drawingml/2006/wordprocessingDrawing" xmlns:wpc="http://schemas.microsoft.com/office/word/2010/wordprocessingCanvas" xmlns:wpg="http://schemas.microsoft.com/office/word/2010/wordprocessingGroup" xmlns:wpi="http://schemas.microsoft.com/office/word/2010/wordprocessingInk" xmlns:wps="http://schemas.microsoft.com/office/word/2010/wordprocessingShape" mc:Ignorable="w14 wp14">
   <w:p>
     <w:pPr>
-      <w:pStyle w:val="Footer"/>
-    </w:pPr>
+      <w:jc w:val="center"/>
+    </w:pPr>
+    <w:r>
+      <w:rPr>
+        <w:rFonts w:ascii="Arial" w:hAnsi="Arial"/>
+        <w:b w:val="0"/>
+        <w:i w:val="0"/>
+        <w:color w:val="5E6670"/>
+        <w:sz w:val="15"/>
+      </w:rPr>
+      <w:t>Confidential</w:t>
+    </w:r>
   </w:p>
 </w:ftr>
 </file>
@@ -786,8 +909,18 @@
 <w:ftr xmlns:m="http://schemas.openxmlformats.org/officeDocument/2006/math" xmlns:mc="http://schemas.openxmlformats.org/markup-compatibility/2006" xmlns:mo="http://schemas.microsoft.com/office/mac/office/2008/main" xmlns:mv="urn:schemas-microsoft-com:mac:vml" xmlns:o="urn:schemas-microsoft-com:office:office" xmlns:r="http://schemas.openxmlformats.org/officeDocument/2006/relationships" xmlns:v="urn:schemas-microsoft-com:vml" xmlns:w10="urn:schemas-microsoft-com:office:word" xmlns:w14="http://schemas.microsoft.com/office/word/2010/wordml" xmlns:w="http://schemas.openxmlformats.org/wordprocessingml/2006/main" xmlns:wne="http://schemas.microsoft.com/office/word/2006/wordml" xmlns:wp14="http://schemas.microsoft.com/office/word/2010/wordprocessingDrawing" xmlns:wp="http://schemas.openxmlformats.org/drawingml/2006/wordprocessingDrawing" xmlns:wpc="http://schemas.microsoft.com/office/word/2010/wordprocessingCanvas" xmlns:wpg="http://schemas.microsoft.com/office/word/2010/wordprocessingGroup" xmlns:wpi="http://schemas.microsoft.com/office/word/2010/wordprocessingInk" xmlns:wps="http://schemas.microsoft.com/office/word/2010/wordprocessingShape" mc:Ignorable="w14 wp14">
   <w:p>
     <w:pPr>
-      <w:pStyle w:val="Footer"/>
-    </w:pPr>
+      <w:jc w:val="center"/>
+    </w:pPr>
+    <w:r>
+      <w:rPr>
+        <w:rFonts w:ascii="Arial" w:hAnsi="Arial"/>
+        <w:b w:val="0"/>
+        <w:i w:val="0"/>
+        <w:color w:val="5E6670"/>
+        <w:sz w:val="15"/>
+      </w:rPr>
+      <w:t>Confidential</w:t>
+    </w:r>
   </w:p>
 </w:ftr>
 </file>
@@ -796,39 +929,37 @@
 <w:ftr xmlns:m="http://schemas.openxmlformats.org/officeDocument/2006/math" xmlns:mc="http://schemas.openxmlformats.org/markup-compatibility/2006" xmlns:mo="http://schemas.microsoft.com/office/mac/office/2008/main" xmlns:mv="urn:schemas-microsoft-com:mac:vml" xmlns:o="urn:schemas-microsoft-com:office:office" xmlns:r="http://schemas.openxmlformats.org/officeDocument/2006/relationships" xmlns:v="urn:schemas-microsoft-com:vml" xmlns:w10="urn:schemas-microsoft-com:office:word" xmlns:w14="http://schemas.microsoft.com/office/word/2010/wordml" xmlns:w="http://schemas.openxmlformats.org/wordprocessingml/2006/main" xmlns:wne="http://schemas.microsoft.com/office/word/2006/wordml" xmlns:wp14="http://schemas.microsoft.com/office/word/2010/wordprocessingDrawing" xmlns:wp="http://schemas.openxmlformats.org/drawingml/2006/wordprocessingDrawing" xmlns:wpc="http://schemas.microsoft.com/office/word/2010/wordprocessingCanvas" xmlns:wpg="http://schemas.microsoft.com/office/word/2010/wordprocessingGroup" xmlns:wpi="http://schemas.microsoft.com/office/word/2010/wordprocessingInk" xmlns:wps="http://schemas.microsoft.com/office/word/2010/wordprocessingShape" mc:Ignorable="w14 wp14">
   <w:p>
     <w:pPr>
-      <w:pStyle w:val="Footer"/>
-    </w:pPr>
+      <w:jc w:val="center"/>
+    </w:pPr>
+    <w:r>
+      <w:rPr>
+        <w:rFonts w:ascii="Arial" w:hAnsi="Arial"/>
+        <w:b w:val="0"/>
+        <w:i w:val="0"/>
+        <w:color w:val="5E6670"/>
+        <w:sz w:val="15"/>
+      </w:rPr>
+      <w:t>Confidential</w:t>
+    </w:r>
   </w:p>
 </w:ftr>
 </file>
 
 <file path=word/header1.xml><?xml version="1.0" encoding="utf-8"?>
 <w:hdr xmlns:m="http://schemas.openxmlformats.org/officeDocument/2006/math" xmlns:mc="http://schemas.openxmlformats.org/markup-compatibility/2006" xmlns:mo="http://schemas.microsoft.com/office/mac/office/2008/main" xmlns:mv="urn:schemas-microsoft-com:mac:vml" xmlns:o="urn:schemas-microsoft-com:office:office" xmlns:r="http://schemas.openxmlformats.org/officeDocument/2006/relationships" xmlns:v="urn:schemas-microsoft-com:vml" xmlns:w10="urn:schemas-microsoft-com:office:word" xmlns:w14="http://schemas.microsoft.com/office/word/2010/wordml" xmlns:w="http://schemas.openxmlformats.org/wordprocessingml/2006/main" xmlns:wne="http://schemas.microsoft.com/office/word/2006/wordml" xmlns:wp14="http://schemas.microsoft.com/office/word/2010/wordprocessingDrawing" xmlns:wp="http://schemas.openxmlformats.org/drawingml/2006/wordprocessingDrawing" xmlns:wpc="http://schemas.microsoft.com/office/word/2010/wordprocessingCanvas" xmlns:wpg="http://schemas.microsoft.com/office/word/2010/wordprocessingGroup" xmlns:wpi="http://schemas.microsoft.com/office/word/2010/wordprocessingInk" xmlns:wps="http://schemas.microsoft.com/office/word/2010/wordprocessingShape" mc:Ignorable="w14 wp14">
-  <w:p>
-    <w:pPr>
-      <w:pStyle w:val="Header"/>
-    </w:pPr>
-  </w:p>
+  <w:p/>
 </w:hdr>
 </file>
 
 <file path=word/header2.xml><?xml version="1.0" encoding="utf-8"?>
 <w:hdr xmlns:m="http://schemas.openxmlformats.org/officeDocument/2006/math" xmlns:mc="http://schemas.openxmlformats.org/markup-compatibility/2006" xmlns:mo="http://schemas.microsoft.com/office/mac/office/2008/main" xmlns:mv="urn:schemas-microsoft-com:mac:vml" xmlns:o="urn:schemas-microsoft-com:office:office" xmlns:r="http://schemas.openxmlformats.org/officeDocument/2006/relationships" xmlns:v="urn:schemas-microsoft-com:vml" xmlns:w10="urn:schemas-microsoft-com:office:word" xmlns:w14="http://schemas.microsoft.com/office/word/2010/wordml" xmlns:w="http://schemas.openxmlformats.org/wordprocessingml/2006/main" xmlns:wne="http://schemas.microsoft.com/office/word/2006/wordml" xmlns:wp14="http://schemas.microsoft.com/office/word/2010/wordprocessingDrawing" xmlns:wp="http://schemas.openxmlformats.org/drawingml/2006/wordprocessingDrawing" xmlns:wpc="http://schemas.microsoft.com/office/word/2010/wordprocessingCanvas" xmlns:wpg="http://schemas.microsoft.com/office/word/2010/wordprocessingGroup" xmlns:wpi="http://schemas.microsoft.com/office/word/2010/wordprocessingInk" xmlns:wps="http://schemas.microsoft.com/office/word/2010/wordprocessingShape" mc:Ignorable="w14 wp14">
-  <w:p>
-    <w:pPr>
-      <w:pStyle w:val="Header"/>
-    </w:pPr>
-  </w:p>
+  <w:p/>
 </w:hdr>
 </file>
 
 <file path=word/header3.xml><?xml version="1.0" encoding="utf-8"?>
 <w:hdr xmlns:m="http://schemas.openxmlformats.org/officeDocument/2006/math" xmlns:mc="http://schemas.openxmlformats.org/markup-compatibility/2006" xmlns:mo="http://schemas.microsoft.com/office/mac/office/2008/main" xmlns:mv="urn:schemas-microsoft-com:mac:vml" xmlns:o="urn:schemas-microsoft-com:office:office" xmlns:r="http://schemas.openxmlformats.org/officeDocument/2006/relationships" xmlns:v="urn:schemas-microsoft-com:vml" xmlns:w10="urn:schemas-microsoft-com:office:word" xmlns:w14="http://schemas.microsoft.com/office/word/2010/wordml" xmlns:w="http://schemas.openxmlformats.org/wordprocessingml/2006/main" xmlns:wne="http://schemas.microsoft.com/office/word/2006/wordml" xmlns:wp14="http://schemas.microsoft.com/office/word/2010/wordprocessingDrawing" xmlns:wp="http://schemas.openxmlformats.org/drawingml/2006/wordprocessingDrawing" xmlns:wpc="http://schemas.microsoft.com/office/word/2010/wordprocessingCanvas" xmlns:wpg="http://schemas.microsoft.com/office/word/2010/wordprocessingGroup" xmlns:wpi="http://schemas.microsoft.com/office/word/2010/wordprocessingInk" xmlns:wps="http://schemas.microsoft.com/office/word/2010/wordprocessingShape" mc:Ignorable="w14 wp14">
-  <w:p>
-    <w:pPr>
-      <w:pStyle w:val="Header"/>
-    </w:pPr>
-  </w:p>
+  <w:p/>
 </w:hdr>
 </file>
 

--- a/worlds/ondina-vasquell/phase-3-build-task-artifacts/task-files/preliminary_discharge_order_set_05212026.docx
+++ b/worlds/ondina-vasquell/phase-3-build-task-artifacts/task-files/preliminary_discharge_order_set_05212026.docx
@@ -2,6 +2,283 @@
 <file path=word/document.xml><?xml version="1.0" encoding="utf-8"?>
 <w:document xmlns:wpc="http://schemas.microsoft.com/office/word/2010/wordprocessingCanvas" xmlns:mo="http://schemas.microsoft.com/office/mac/office/2008/main" xmlns:mc="http://schemas.openxmlformats.org/markup-compatibility/2006" xmlns:mv="urn:schemas-microsoft-com:mac:vml" xmlns:o="urn:schemas-microsoft-com:office:office" xmlns:r="http://schemas.openxmlformats.org/officeDocument/2006/relationships" xmlns:m="http://schemas.openxmlformats.org/officeDocument/2006/math" xmlns:v="urn:schemas-microsoft-com:vml" xmlns:wp14="http://schemas.microsoft.com/office/word/2010/wordprocessingDrawing" xmlns:wp="http://schemas.openxmlformats.org/drawingml/2006/wordprocessingDrawing" xmlns:w10="urn:schemas-microsoft-com:office:word" xmlns:w="http://schemas.openxmlformats.org/wordprocessingml/2006/main" xmlns:w14="http://schemas.microsoft.com/office/word/2010/wordml" xmlns:wpg="http://schemas.microsoft.com/office/word/2010/wordprocessingGroup" xmlns:wpi="http://schemas.microsoft.com/office/word/2010/wordprocessingInk" xmlns:wne="http://schemas.microsoft.com/office/word/2006/wordml" xmlns:wps="http://schemas.microsoft.com/office/word/2010/wordprocessingShape" mc:Ignorable="w14 wp14">
   <w:body>
+    <w:tbl>
+      <w:tblPr>
+        <w:tblW w:type="auto" w:w="0"/>
+        <w:tblLook w:firstColumn="1" w:firstRow="1" w:lastColumn="0" w:lastRow="0" w:noHBand="0" w:noVBand="1" w:val="04A0"/>
+        <w:tblBorders>
+          <w:top w:val="none"/>
+          <w:left w:val="none"/>
+          <w:bottom w:val="none"/>
+          <w:right w:val="none"/>
+          <w:insideH w:val="none"/>
+          <w:insideV w:val="none"/>
+        </w:tblBorders>
+      </w:tblPr>
+      <w:tblGrid>
+        <w:gridCol w:w="5184"/>
+        <w:gridCol w:w="5184"/>
+      </w:tblGrid>
+      <w:tr>
+        <w:tc>
+          <w:tcPr>
+            <w:tcW w:type="dxa" w:w="5184"/>
+          </w:tcPr>
+          <w:p>
+            <w:r>
+              <w:rPr>
+                <w:rFonts w:ascii="Arial" w:hAnsi="Arial"/>
+                <w:b/>
+                <w:i w:val="0"/>
+                <w:color w:val="1F3864"/>
+                <w:sz w:val="22"/>
+              </w:rPr>
+              <w:t>Harbor Crest Regional Medical Center</w:t>
+            </w:r>
+          </w:p>
+        </w:tc>
+        <w:tc>
+          <w:tcPr>
+            <w:tcW w:type="dxa" w:w="5184"/>
+          </w:tcPr>
+          <w:p>
+            <w:pPr>
+              <w:jc w:val="right"/>
+            </w:pPr>
+            <w:r>
+              <w:rPr>
+                <w:rFonts w:ascii="Arial" w:hAnsi="Arial"/>
+                <w:b/>
+                <w:i w:val="0"/>
+                <w:color w:val="4472C4"/>
+                <w:sz w:val="17"/>
+              </w:rPr>
+              <w:t>Confidential</w:t>
+            </w:r>
+          </w:p>
+        </w:tc>
+      </w:tr>
+    </w:tbl>
+    <w:tbl>
+      <w:tblPr>
+        <w:tblW w:type="auto" w:w="0"/>
+        <w:tblLook w:firstColumn="1" w:firstRow="1" w:lastColumn="0" w:lastRow="0" w:noHBand="0" w:noVBand="1" w:val="04A0"/>
+        <w:tblBorders>
+          <w:top w:val="none"/>
+          <w:left w:val="none"/>
+          <w:bottom w:val="none"/>
+          <w:right w:val="none"/>
+          <w:insideH w:val="none"/>
+          <w:insideV w:val="none"/>
+        </w:tblBorders>
+      </w:tblPr>
+      <w:tblGrid>
+        <w:gridCol w:w="10368"/>
+      </w:tblGrid>
+      <w:tr>
+        <w:trPr>
+          <w:trHeight w:val="40"/>
+        </w:trPr>
+        <w:tc>
+          <w:tcPr>
+            <w:tcW w:type="dxa" w:w="10368"/>
+            <w:shd w:val="clear" w:fill="4472C4"/>
+          </w:tcPr>
+          <w:p/>
+        </w:tc>
+      </w:tr>
+    </w:tbl>
+    <w:tbl>
+      <w:tblPr>
+        <w:tblW w:type="auto" w:w="0"/>
+        <w:tblLook w:firstColumn="1" w:firstRow="1" w:lastColumn="0" w:lastRow="0" w:noHBand="0" w:noVBand="1" w:val="04A0"/>
+        <w:tblBorders>
+          <w:top w:val="single" w:sz="4" w:color="C9D4EA"/>
+          <w:left w:val="single" w:sz="4" w:color="C9D4EA"/>
+          <w:bottom w:val="single" w:sz="4" w:color="C9D4EA"/>
+          <w:right w:val="single" w:sz="4" w:color="C9D4EA"/>
+          <w:insideH w:val="single" w:sz="4" w:color="C9D4EA"/>
+          <w:insideV w:val="single" w:sz="4" w:color="C9D4EA"/>
+        </w:tblBorders>
+      </w:tblPr>
+      <w:tblGrid>
+        <w:gridCol w:w="2592"/>
+        <w:gridCol w:w="2592"/>
+        <w:gridCol w:w="2592"/>
+        <w:gridCol w:w="2592"/>
+      </w:tblGrid>
+      <w:tr>
+        <w:tc>
+          <w:tcPr>
+            <w:tcW w:type="dxa" w:w="7776"/>
+            <w:gridSpan w:val="3"/>
+            <w:shd w:val="clear" w:fill="4472C4"/>
+          </w:tcPr>
+          <w:p>
+            <w:r>
+              <w:rPr>
+                <w:rFonts w:ascii="Arial" w:hAnsi="Arial"/>
+                <w:b/>
+                <w:i w:val="0"/>
+                <w:color w:val="FFFFFF"/>
+                <w:sz w:val="26"/>
+              </w:rPr>
+              <w:t xml:space="preserve">  Ondina Vasquell</w:t>
+            </w:r>
+            <w:r>
+              <w:rPr>
+                <w:rFonts w:ascii="Arial" w:hAnsi="Arial"/>
+                <w:b w:val="0"/>
+                <w:i w:val="0"/>
+                <w:color w:val="FFFFFF"/>
+                <w:sz w:val="18"/>
+              </w:rPr>
+              <w:t xml:space="preserve">    68 y  |  Female  |  DOB 03/14/1958</w:t>
+            </w:r>
+          </w:p>
+        </w:tc>
+        <w:tc>
+          <w:tcPr>
+            <w:tcW w:type="dxa" w:w="2592"/>
+            <w:shd w:val="clear" w:fill="4472C4"/>
+          </w:tcPr>
+          <w:p>
+            <w:pPr>
+              <w:jc w:val="right"/>
+            </w:pPr>
+            <w:r>
+              <w:rPr>
+                <w:rFonts w:ascii="Arial" w:hAnsi="Arial"/>
+                <w:b/>
+                <w:i w:val="0"/>
+                <w:color w:val="FFFFFF"/>
+                <w:sz w:val="20"/>
+              </w:rPr>
+              <w:t xml:space="preserve">MRN OV-3358104  </w:t>
+            </w:r>
+          </w:p>
+        </w:tc>
+      </w:tr>
+      <w:tr>
+        <w:tc>
+          <w:tcPr>
+            <w:tcW w:type="dxa" w:w="2592"/>
+            <w:shd w:val="clear" w:fill="EDF2FA"/>
+          </w:tcPr>
+          <w:p>
+            <w:r>
+              <w:rPr>
+                <w:rFonts w:ascii="Arial" w:hAnsi="Arial"/>
+                <w:b/>
+                <w:i w:val="0"/>
+                <w:color w:val="5E6670"/>
+                <w:sz w:val="14"/>
+              </w:rPr>
+              <w:t>Date of Service</w:t>
+              <w:br/>
+            </w:r>
+            <w:r>
+              <w:rPr>
+                <w:rFonts w:ascii="Arial" w:hAnsi="Arial"/>
+                <w:b w:val="0"/>
+                <w:i w:val="0"/>
+                <w:color w:val="232830"/>
+                <w:sz w:val="16"/>
+              </w:rPr>
+              <w:t>05/21/2026</w:t>
+            </w:r>
+          </w:p>
+        </w:tc>
+        <w:tc>
+          <w:tcPr>
+            <w:tcW w:type="dxa" w:w="2592"/>
+            <w:shd w:val="clear" w:fill="EDF2FA"/>
+          </w:tcPr>
+          <w:p>
+            <w:r>
+              <w:rPr>
+                <w:rFonts w:ascii="Arial" w:hAnsi="Arial"/>
+                <w:b/>
+                <w:i w:val="0"/>
+                <w:color w:val="5E6670"/>
+                <w:sz w:val="14"/>
+              </w:rPr>
+              <w:t>Author</w:t>
+              <w:br/>
+            </w:r>
+            <w:r>
+              <w:rPr>
+                <w:rFonts w:ascii="Arial" w:hAnsi="Arial"/>
+                <w:b w:val="0"/>
+                <w:i w:val="0"/>
+                <w:color w:val="232830"/>
+                <w:sz w:val="16"/>
+              </w:rPr>
+              <w:t>See note</w:t>
+            </w:r>
+          </w:p>
+        </w:tc>
+        <w:tc>
+          <w:tcPr>
+            <w:tcW w:type="dxa" w:w="2592"/>
+            <w:shd w:val="clear" w:fill="EDF2FA"/>
+          </w:tcPr>
+          <w:p>
+            <w:r>
+              <w:rPr>
+                <w:rFonts w:ascii="Arial" w:hAnsi="Arial"/>
+                <w:b/>
+                <w:i w:val="0"/>
+                <w:color w:val="5E6670"/>
+                <w:sz w:val="14"/>
+              </w:rPr>
+              <w:t>Allergies</w:t>
+              <w:br/>
+            </w:r>
+            <w:r>
+              <w:rPr>
+                <w:rFonts w:ascii="Arial" w:hAnsi="Arial"/>
+                <w:b w:val="0"/>
+                <w:i w:val="0"/>
+                <w:color w:val="232830"/>
+                <w:sz w:val="16"/>
+              </w:rPr>
+              <w:t>Sulfa (sulfonamide antibiotics) - rash</w:t>
+            </w:r>
+          </w:p>
+        </w:tc>
+        <w:tc>
+          <w:tcPr>
+            <w:tcW w:type="dxa" w:w="2592"/>
+            <w:shd w:val="clear" w:fill="EDF2FA"/>
+          </w:tcPr>
+          <w:p>
+            <w:r>
+              <w:rPr>
+                <w:rFonts w:ascii="Arial" w:hAnsi="Arial"/>
+                <w:b/>
+                <w:i w:val="0"/>
+                <w:color w:val="5E6670"/>
+                <w:sz w:val="14"/>
+              </w:rPr>
+              <w:t>Document</w:t>
+              <w:br/>
+            </w:r>
+            <w:r>
+              <w:rPr>
+                <w:rFonts w:ascii="Arial" w:hAnsi="Arial"/>
+                <w:b w:val="0"/>
+                <w:i w:val="0"/>
+                <w:color w:val="232830"/>
+                <w:sz w:val="16"/>
+              </w:rPr>
+              <w:t>PRELIMINARY DISCHARGE ORDER SET (DRAFT - NOT RECONCILED)</w:t>
+            </w:r>
+          </w:p>
+        </w:tc>
+      </w:tr>
+    </w:tbl>
+    <w:p/>
     <w:p>
       <w:r>
         <w:rPr>
@@ -24,6 +301,244 @@
           <w:sz w:val="16"/>
         </w:rPr>
         <w:t>Filed 05/21/2026 1800 | Status: Draft, pending reconciliation | RE: Ondina Vasquell | MRN OV-3358104 | CSN-308852140</w:t>
+      </w:r>
+    </w:p>
+    <w:p>
+      <w:pPr>
+        <w:spacing w:before="180" w:after="60"/>
+        <w:pBdr>
+          <w:bottom w:val="single" w:sz="6" w:color="C9D4EA" w:space="2"/>
+        </w:pBdr>
+      </w:pPr>
+      <w:r>
+        <w:rPr>
+          <w:rFonts w:ascii="Arial" w:hAnsi="Arial"/>
+          <w:b/>
+          <w:i w:val="0"/>
+          <w:color w:val="4472C4"/>
+          <w:sz w:val="20"/>
+        </w:rPr>
+        <w:t>PATIENT / ENCOUNTER</w:t>
+      </w:r>
+    </w:p>
+    <w:p>
+      <w:r>
+        <w:rPr>
+          <w:rFonts w:ascii="Arial" w:hAnsi="Arial"/>
+          <w:b/>
+          <w:i w:val="0"/>
+          <w:color w:val="232830"/>
+          <w:sz w:val="18"/>
+        </w:rPr>
+        <w:t xml:space="preserve">Patient: </w:t>
+      </w:r>
+      <w:r>
+        <w:rPr>
+          <w:rFonts w:ascii="Arial" w:hAnsi="Arial"/>
+          <w:b w:val="0"/>
+          <w:i w:val="0"/>
+          <w:color w:val="232830"/>
+          <w:sz w:val="18"/>
+        </w:rPr>
+        <w:t>Ondina Vasquell, 68 y</w:t>
+      </w:r>
+    </w:p>
+    <w:p>
+      <w:r>
+        <w:rPr>
+          <w:rFonts w:ascii="Arial" w:hAnsi="Arial"/>
+          <w:b/>
+          <w:i w:val="0"/>
+          <w:color w:val="232830"/>
+          <w:sz w:val="18"/>
+        </w:rPr>
+        <w:t xml:space="preserve">Sex / DOB: </w:t>
+      </w:r>
+      <w:r>
+        <w:rPr>
+          <w:rFonts w:ascii="Arial" w:hAnsi="Arial"/>
+          <w:b w:val="0"/>
+          <w:i w:val="0"/>
+          <w:color w:val="232830"/>
+          <w:sz w:val="18"/>
+        </w:rPr>
+        <w:t>Female / 03/14/1958</w:t>
+      </w:r>
+    </w:p>
+    <w:p>
+      <w:r>
+        <w:rPr>
+          <w:rFonts w:ascii="Arial" w:hAnsi="Arial"/>
+          <w:b/>
+          <w:i w:val="0"/>
+          <w:color w:val="232830"/>
+          <w:sz w:val="18"/>
+        </w:rPr>
+        <w:t xml:space="preserve">MRN / FIN: </w:t>
+      </w:r>
+      <w:r>
+        <w:rPr>
+          <w:rFonts w:ascii="Arial" w:hAnsi="Arial"/>
+          <w:b w:val="0"/>
+          <w:i w:val="0"/>
+          <w:color w:val="232830"/>
+          <w:sz w:val="18"/>
+        </w:rPr>
+        <w:t>OV-3358104 / FIN-2207733</w:t>
+      </w:r>
+    </w:p>
+    <w:p>
+      <w:r>
+        <w:rPr>
+          <w:rFonts w:ascii="Arial" w:hAnsi="Arial"/>
+          <w:b/>
+          <w:i w:val="0"/>
+          <w:color w:val="232830"/>
+          <w:sz w:val="18"/>
+        </w:rPr>
+        <w:t xml:space="preserve">Unit / Room: </w:t>
+      </w:r>
+      <w:r>
+        <w:rPr>
+          <w:rFonts w:ascii="Arial" w:hAnsi="Arial"/>
+          <w:b w:val="0"/>
+          <w:i w:val="0"/>
+          <w:color w:val="232830"/>
+          <w:sz w:val="18"/>
+        </w:rPr>
+        <w:t>6 South Medicine / 6S-214</w:t>
+      </w:r>
+    </w:p>
+    <w:p>
+      <w:r>
+        <w:rPr>
+          <w:rFonts w:ascii="Arial" w:hAnsi="Arial"/>
+          <w:b/>
+          <w:i w:val="0"/>
+          <w:color w:val="232830"/>
+          <w:sz w:val="18"/>
+        </w:rPr>
+        <w:t xml:space="preserve">Code Status: </w:t>
+      </w:r>
+      <w:r>
+        <w:rPr>
+          <w:rFonts w:ascii="Arial" w:hAnsi="Arial"/>
+          <w:b w:val="0"/>
+          <w:i w:val="0"/>
+          <w:color w:val="232830"/>
+          <w:sz w:val="18"/>
+        </w:rPr>
+        <w:t>Full Code</w:t>
+      </w:r>
+    </w:p>
+    <w:p>
+      <w:r>
+        <w:rPr>
+          <w:rFonts w:ascii="Arial" w:hAnsi="Arial"/>
+          <w:b/>
+          <w:i w:val="0"/>
+          <w:color w:val="232830"/>
+          <w:sz w:val="18"/>
+        </w:rPr>
+        <w:t xml:space="preserve">Allergies: </w:t>
+      </w:r>
+      <w:r>
+        <w:rPr>
+          <w:rFonts w:ascii="Arial" w:hAnsi="Arial"/>
+          <w:b w:val="0"/>
+          <w:i w:val="0"/>
+          <w:color w:val="232830"/>
+          <w:sz w:val="18"/>
+        </w:rPr>
+        <w:t>Sulfa (sulfonamide antibiotics) - rash</w:t>
+      </w:r>
+    </w:p>
+    <w:p>
+      <w:r>
+        <w:rPr>
+          <w:rFonts w:ascii="Arial" w:hAnsi="Arial"/>
+          <w:b/>
+          <w:i w:val="0"/>
+          <w:color w:val="232830"/>
+          <w:sz w:val="18"/>
+        </w:rPr>
+        <w:t xml:space="preserve">Attending: </w:t>
+      </w:r>
+      <w:r>
+        <w:rPr>
+          <w:rFonts w:ascii="Arial" w:hAnsi="Arial"/>
+          <w:b w:val="0"/>
+          <w:i w:val="0"/>
+          <w:color w:val="232830"/>
+          <w:sz w:val="18"/>
+        </w:rPr>
+        <w:t>Marisol Everet, MD</w:t>
+      </w:r>
+    </w:p>
+    <w:p>
+      <w:r>
+        <w:rPr>
+          <w:rFonts w:ascii="Arial" w:hAnsi="Arial"/>
+          <w:b/>
+          <w:i w:val="0"/>
+          <w:color w:val="232830"/>
+          <w:sz w:val="18"/>
+        </w:rPr>
+        <w:t xml:space="preserve">Service: </w:t>
+      </w:r>
+      <w:r>
+        <w:rPr>
+          <w:rFonts w:ascii="Arial" w:hAnsi="Arial"/>
+          <w:b w:val="0"/>
+          <w:i w:val="0"/>
+          <w:color w:val="232830"/>
+          <w:sz w:val="18"/>
+        </w:rPr>
+        <w:t>Hospital Medicine</w:t>
+      </w:r>
+    </w:p>
+    <w:p>
+      <w:r>
+        <w:rPr>
+          <w:rFonts w:ascii="Arial" w:hAnsi="Arial"/>
+          <w:b/>
+          <w:i w:val="0"/>
+          <w:color w:val="232830"/>
+          <w:sz w:val="18"/>
+        </w:rPr>
+        <w:t xml:space="preserve">Date of Service: </w:t>
+      </w:r>
+      <w:r>
+        <w:rPr>
+          <w:rFonts w:ascii="Arial" w:hAnsi="Arial"/>
+          <w:b w:val="0"/>
+          <w:i w:val="0"/>
+          <w:color w:val="232830"/>
+          <w:sz w:val="18"/>
+        </w:rPr>
+        <w:t>05/21/2026</w:t>
+      </w:r>
+    </w:p>
+    <w:p>
+      <w:r>
+        <w:rPr>
+          <w:rFonts w:ascii="Arial" w:hAnsi="Arial"/>
+          <w:b/>
+          <w:i w:val="0"/>
+          <w:color w:val="232830"/>
+          <w:sz w:val="18"/>
+        </w:rPr>
+        <w:t xml:space="preserve">Language: </w:t>
+      </w:r>
+      <w:r>
+        <w:rPr>
+          <w:rFonts w:ascii="Arial" w:hAnsi="Arial"/>
+          <w:b w:val="0"/>
+          <w:i w:val="0"/>
+          <w:color w:val="232830"/>
+          <w:sz w:val="18"/>
+        </w:rPr>
+        <w:t>Spanish preferred (interpreter used)</w:t>
       </w:r>
     </w:p>
     <w:p>
@@ -899,7 +1414,7 @@
         <w:color w:val="5E6670"/>
         <w:sz w:val="15"/>
       </w:rPr>
-      <w:t>Confidential</w:t>
+      <w:t>Harbor Crest Regional Medical Center  |  PRELIMINARY DISCHARGE ORDER SET (DRAFT - NOT RECONCILED)  |  Confidential</w:t>
     </w:r>
   </w:p>
 </w:ftr>
@@ -919,7 +1434,7 @@
         <w:color w:val="5E6670"/>
         <w:sz w:val="15"/>
       </w:rPr>
-      <w:t>Confidential</w:t>
+      <w:t>Harbor Crest Regional Medical Center  |  PRELIMINARY DISCHARGE ORDER SET (DRAFT - NOT RECONCILED)  |  Confidential</w:t>
     </w:r>
   </w:p>
 </w:ftr>
@@ -939,7 +1454,7 @@
         <w:color w:val="5E6670"/>
         <w:sz w:val="15"/>
       </w:rPr>
-      <w:t>Confidential</w:t>
+      <w:t>Harbor Crest Regional Medical Center  |  PRELIMINARY DISCHARGE ORDER SET (DRAFT - NOT RECONCILED)  |  Confidential</w:t>
     </w:r>
   </w:p>
 </w:ftr>
@@ -947,19 +1462,52 @@
 
 <file path=word/header1.xml><?xml version="1.0" encoding="utf-8"?>
 <w:hdr xmlns:m="http://schemas.openxmlformats.org/officeDocument/2006/math" xmlns:mc="http://schemas.openxmlformats.org/markup-compatibility/2006" xmlns:mo="http://schemas.microsoft.com/office/mac/office/2008/main" xmlns:mv="urn:schemas-microsoft-com:mac:vml" xmlns:o="urn:schemas-microsoft-com:office:office" xmlns:r="http://schemas.openxmlformats.org/officeDocument/2006/relationships" xmlns:v="urn:schemas-microsoft-com:vml" xmlns:w10="urn:schemas-microsoft-com:office:word" xmlns:w14="http://schemas.microsoft.com/office/word/2010/wordml" xmlns:w="http://schemas.openxmlformats.org/wordprocessingml/2006/main" xmlns:wne="http://schemas.microsoft.com/office/word/2006/wordml" xmlns:wp14="http://schemas.microsoft.com/office/word/2010/wordprocessingDrawing" xmlns:wp="http://schemas.openxmlformats.org/drawingml/2006/wordprocessingDrawing" xmlns:wpc="http://schemas.microsoft.com/office/word/2010/wordprocessingCanvas" xmlns:wpg="http://schemas.microsoft.com/office/word/2010/wordprocessingGroup" xmlns:wpi="http://schemas.microsoft.com/office/word/2010/wordprocessingInk" xmlns:wps="http://schemas.microsoft.com/office/word/2010/wordprocessingShape" mc:Ignorable="w14 wp14">
-  <w:p/>
+  <w:p>
+    <w:r>
+      <w:rPr>
+        <w:rFonts w:ascii="Arial" w:hAnsi="Arial"/>
+        <w:b w:val="0"/>
+        <w:i w:val="0"/>
+        <w:color w:val="5E6670"/>
+        <w:sz w:val="15"/>
+      </w:rPr>
+      <w:t>Ondina Vasquell  |  MRN OV-3358104</w:t>
+    </w:r>
+  </w:p>
 </w:hdr>
 </file>
 
 <file path=word/header2.xml><?xml version="1.0" encoding="utf-8"?>
 <w:hdr xmlns:m="http://schemas.openxmlformats.org/officeDocument/2006/math" xmlns:mc="http://schemas.openxmlformats.org/markup-compatibility/2006" xmlns:mo="http://schemas.microsoft.com/office/mac/office/2008/main" xmlns:mv="urn:schemas-microsoft-com:mac:vml" xmlns:o="urn:schemas-microsoft-com:office:office" xmlns:r="http://schemas.openxmlformats.org/officeDocument/2006/relationships" xmlns:v="urn:schemas-microsoft-com:vml" xmlns:w10="urn:schemas-microsoft-com:office:word" xmlns:w14="http://schemas.microsoft.com/office/word/2010/wordml" xmlns:w="http://schemas.openxmlformats.org/wordprocessingml/2006/main" xmlns:wne="http://schemas.microsoft.com/office/word/2006/wordml" xmlns:wp14="http://schemas.microsoft.com/office/word/2010/wordprocessingDrawing" xmlns:wp="http://schemas.openxmlformats.org/drawingml/2006/wordprocessingDrawing" xmlns:wpc="http://schemas.microsoft.com/office/word/2010/wordprocessingCanvas" xmlns:wpg="http://schemas.microsoft.com/office/word/2010/wordprocessingGroup" xmlns:wpi="http://schemas.microsoft.com/office/word/2010/wordprocessingInk" xmlns:wps="http://schemas.microsoft.com/office/word/2010/wordprocessingShape" mc:Ignorable="w14 wp14">
-  <w:p/>
+  <w:p>
+    <w:r>
+      <w:rPr>
+        <w:rFonts w:ascii="Arial" w:hAnsi="Arial"/>
+        <w:b w:val="0"/>
+        <w:i w:val="0"/>
+        <w:color w:val="5E6670"/>
+        <w:sz w:val="15"/>
+      </w:rPr>
+      <w:t>Ondina Vasquell  |  MRN OV-3358104</w:t>
+    </w:r>
+  </w:p>
 </w:hdr>
 </file>
 
 <file path=word/header3.xml><?xml version="1.0" encoding="utf-8"?>
 <w:hdr xmlns:m="http://schemas.openxmlformats.org/officeDocument/2006/math" xmlns:mc="http://schemas.openxmlformats.org/markup-compatibility/2006" xmlns:mo="http://schemas.microsoft.com/office/mac/office/2008/main" xmlns:mv="urn:schemas-microsoft-com:mac:vml" xmlns:o="urn:schemas-microsoft-com:office:office" xmlns:r="http://schemas.openxmlformats.org/officeDocument/2006/relationships" xmlns:v="urn:schemas-microsoft-com:vml" xmlns:w10="urn:schemas-microsoft-com:office:word" xmlns:w14="http://schemas.microsoft.com/office/word/2010/wordml" xmlns:w="http://schemas.openxmlformats.org/wordprocessingml/2006/main" xmlns:wne="http://schemas.microsoft.com/office/word/2006/wordml" xmlns:wp14="http://schemas.microsoft.com/office/word/2010/wordprocessingDrawing" xmlns:wp="http://schemas.openxmlformats.org/drawingml/2006/wordprocessingDrawing" xmlns:wpc="http://schemas.microsoft.com/office/word/2010/wordprocessingCanvas" xmlns:wpg="http://schemas.microsoft.com/office/word/2010/wordprocessingGroup" xmlns:wpi="http://schemas.microsoft.com/office/word/2010/wordprocessingInk" xmlns:wps="http://schemas.microsoft.com/office/word/2010/wordprocessingShape" mc:Ignorable="w14 wp14">
-  <w:p/>
+  <w:p>
+    <w:r>
+      <w:rPr>
+        <w:rFonts w:ascii="Arial" w:hAnsi="Arial"/>
+        <w:b w:val="0"/>
+        <w:i w:val="0"/>
+        <w:color w:val="5E6670"/>
+        <w:sz w:val="15"/>
+      </w:rPr>
+      <w:t>Ondina Vasquell  |  MRN OV-3358104</w:t>
+    </w:r>
+  </w:p>
 </w:hdr>
 </file>
 

--- a/worlds/ondina-vasquell/phase-3-build-task-artifacts/task-files/preliminary_discharge_order_set_05212026.docx
+++ b/worlds/ondina-vasquell/phase-3-build-task-artifacts/task-files/preliminary_discharge_order_set_05212026.docx
@@ -472,7 +472,7 @@
           <w:color w:val="232830"/>
           <w:sz w:val="18"/>
         </w:rPr>
-        <w:t>Marisol Everet, MD</w:t>
+        <w:t>Lillian Everet, MD</w:t>
       </w:r>
     </w:p>
     <w:p>

--- a/worlds/ondina-vasquell/phase-3-build-task-artifacts/task-files/preliminary_discharge_order_set_05212026.docx
+++ b/worlds/ondina-vasquell/phase-3-build-task-artifacts/task-files/preliminary_discharge_order_set_05212026.docx
@@ -300,7 +300,7 @@
           <w:color w:val="5E6670"/>
           <w:sz w:val="16"/>
         </w:rPr>
-        <w:t>Filed 05/21/2026 1800 | Status: Draft, pending reconciliation | RE: Ondina Vasquell | MRN OV-3358104 | CSN-308852140</w:t>
+        <w:t>Filed 05/21/2026 1830 | Status: Draft, pending reconciliation | RE: Ondina Vasquell | MRN OV-3358104 | CSN-308852140</w:t>
       </w:r>
     </w:p>
     <w:p>
@@ -1381,7 +1381,7 @@
           <w:color w:val="5E6670"/>
           <w:sz w:val="18"/>
         </w:rPr>
-        <w:t>Preliminary order set filed on 05/21/2026 1800</w:t>
+        <w:t>Preliminary order set filed on 05/21/2026 1830</w:t>
       </w:r>
     </w:p>
     <w:sectPr>

--- a/worlds/ondina-vasquell/phase-3-build-task-artifacts/task-files/preliminary_discharge_order_set_05212026.docx
+++ b/worlds/ondina-vasquell/phase-3-build-task-artifacts/task-files/preliminary_discharge_order_set_05212026.docx
@@ -1204,7 +1204,7 @@
                 <w:color w:val="232830"/>
                 <w:sz w:val="16"/>
               </w:rPr>
-              <w:t>Metformin</w:t>
+              <w:t>Enoxaparin</w:t>
             </w:r>
           </w:p>
         </w:tc>
@@ -1221,7 +1221,116 @@
                 <w:color w:val="232830"/>
                 <w:sz w:val="16"/>
               </w:rPr>
+              <w:t>40 mg Subcutaneous daily</w:t>
+            </w:r>
+          </w:p>
+        </w:tc>
+        <w:tc>
+          <w:tcPr>
+            <w:tcW w:type="dxa" w:w="3456"/>
+          </w:tcPr>
+          <w:p>
+            <w:r>
+              <w:rPr>
+                <w:rFonts w:ascii="Arial" w:hAnsi="Arial"/>
+                <w:b w:val="0"/>
+                <w:i w:val="0"/>
+                <w:color w:val="232830"/>
+                <w:sz w:val="16"/>
+              </w:rPr>
+              <w:t>Carried forward from active inpatient orders</w:t>
+            </w:r>
+          </w:p>
+        </w:tc>
+      </w:tr>
+      <w:tr>
+        <w:tc>
+          <w:tcPr>
+            <w:tcW w:type="dxa" w:w="3456"/>
+            <w:shd w:val="clear" w:fill="EDF2FA"/>
+          </w:tcPr>
+          <w:p>
+            <w:r>
+              <w:rPr>
+                <w:rFonts w:ascii="Arial" w:hAnsi="Arial"/>
+                <w:b w:val="0"/>
+                <w:i w:val="0"/>
+                <w:color w:val="232830"/>
+                <w:sz w:val="16"/>
+              </w:rPr>
+              <w:t>Metformin</w:t>
+            </w:r>
+          </w:p>
+        </w:tc>
+        <w:tc>
+          <w:tcPr>
+            <w:tcW w:type="dxa" w:w="3456"/>
+            <w:shd w:val="clear" w:fill="EDF2FA"/>
+          </w:tcPr>
+          <w:p>
+            <w:r>
+              <w:rPr>
+                <w:rFonts w:ascii="Arial" w:hAnsi="Arial"/>
+                <w:b w:val="0"/>
+                <w:i w:val="0"/>
+                <w:color w:val="232830"/>
+                <w:sz w:val="16"/>
+              </w:rPr>
               <w:t>500 mg Oral twice daily</w:t>
+            </w:r>
+          </w:p>
+        </w:tc>
+        <w:tc>
+          <w:tcPr>
+            <w:tcW w:type="dxa" w:w="3456"/>
+            <w:shd w:val="clear" w:fill="EDF2FA"/>
+          </w:tcPr>
+          <w:p>
+            <w:r>
+              <w:rPr>
+                <w:rFonts w:ascii="Arial" w:hAnsi="Arial"/>
+                <w:b w:val="0"/>
+                <w:i w:val="0"/>
+                <w:color w:val="232830"/>
+                <w:sz w:val="16"/>
+              </w:rPr>
+              <w:t>Status ambiguous: held inpatient, not marked resume or continue-hold</w:t>
+            </w:r>
+          </w:p>
+        </w:tc>
+      </w:tr>
+      <w:tr>
+        <w:tc>
+          <w:tcPr>
+            <w:tcW w:type="dxa" w:w="3456"/>
+          </w:tcPr>
+          <w:p>
+            <w:r>
+              <w:rPr>
+                <w:rFonts w:ascii="Arial" w:hAnsi="Arial"/>
+                <w:b w:val="0"/>
+                <w:i w:val="0"/>
+                <w:color w:val="232830"/>
+                <w:sz w:val="16"/>
+              </w:rPr>
+              <w:t>Empagliflozin</w:t>
+            </w:r>
+          </w:p>
+        </w:tc>
+        <w:tc>
+          <w:tcPr>
+            <w:tcW w:type="dxa" w:w="3456"/>
+          </w:tcPr>
+          <w:p>
+            <w:r>
+              <w:rPr>
+                <w:rFonts w:ascii="Arial" w:hAnsi="Arial"/>
+                <w:b w:val="0"/>
+                <w:i w:val="0"/>
+                <w:color w:val="232830"/>
+                <w:sz w:val="16"/>
+              </w:rPr>
+              <w:t>10 mg Oral daily</w:t>
             </w:r>
           </w:p>
         </w:tc>
@@ -1258,7 +1367,7 @@
                 <w:color w:val="232830"/>
                 <w:sz w:val="16"/>
               </w:rPr>
-              <w:t>Empagliflozin</w:t>
+              <w:t>Lisinopril</w:t>
             </w:r>
           </w:p>
         </w:tc>
@@ -1276,7 +1385,7 @@
                 <w:color w:val="232830"/>
                 <w:sz w:val="16"/>
               </w:rPr>
-              <w:t>10 mg Oral daily</w:t>
+              <w:t>20 mg Oral daily</w:t>
             </w:r>
           </w:p>
         </w:tc>
@@ -1284,59 +1393,6 @@
           <w:tcPr>
             <w:tcW w:type="dxa" w:w="3456"/>
             <w:shd w:val="clear" w:fill="EDF2FA"/>
-          </w:tcPr>
-          <w:p>
-            <w:r>
-              <w:rPr>
-                <w:rFonts w:ascii="Arial" w:hAnsi="Arial"/>
-                <w:b w:val="0"/>
-                <w:i w:val="0"/>
-                <w:color w:val="232830"/>
-                <w:sz w:val="16"/>
-              </w:rPr>
-              <w:t>Status ambiguous: held inpatient, not marked resume or continue-hold</w:t>
-            </w:r>
-          </w:p>
-        </w:tc>
-      </w:tr>
-      <w:tr>
-        <w:tc>
-          <w:tcPr>
-            <w:tcW w:type="dxa" w:w="3456"/>
-          </w:tcPr>
-          <w:p>
-            <w:r>
-              <w:rPr>
-                <w:rFonts w:ascii="Arial" w:hAnsi="Arial"/>
-                <w:b w:val="0"/>
-                <w:i w:val="0"/>
-                <w:color w:val="232830"/>
-                <w:sz w:val="16"/>
-              </w:rPr>
-              <w:t>Lisinopril</w:t>
-            </w:r>
-          </w:p>
-        </w:tc>
-        <w:tc>
-          <w:tcPr>
-            <w:tcW w:type="dxa" w:w="3456"/>
-          </w:tcPr>
-          <w:p>
-            <w:r>
-              <w:rPr>
-                <w:rFonts w:ascii="Arial" w:hAnsi="Arial"/>
-                <w:b w:val="0"/>
-                <w:i w:val="0"/>
-                <w:color w:val="232830"/>
-                <w:sz w:val="16"/>
-              </w:rPr>
-              <w:t>20 mg Oral daily</w:t>
-            </w:r>
-          </w:p>
-        </w:tc>
-        <w:tc>
-          <w:tcPr>
-            <w:tcW w:type="dxa" w:w="3456"/>
           </w:tcPr>
           <w:p>
             <w:r>

--- a/worlds/ondina-vasquell/phase-3-build-task-artifacts/task-files/preliminary_discharge_order_set_05212026.docx
+++ b/worlds/ondina-vasquell/phase-3-build-task-artifacts/task-files/preliminary_discharge_order_set_05212026.docx
@@ -272,7 +272,7 @@
                 <w:color w:val="232830"/>
                 <w:sz w:val="16"/>
               </w:rPr>
-              <w:t>PRELIMINARY DISCHARGE ORDER SET (DRAFT - NOT RECONCILED)</w:t>
+              <w:t>DISCHARGE MEDICATION ORDERS</w:t>
             </w:r>
           </w:p>
         </w:tc>
@@ -288,7 +288,7 @@
           <w:color w:val="1F3864"/>
           <w:sz w:val="28"/>
         </w:rPr>
-        <w:t>PRELIMINARY DISCHARGE ORDER SET (DRAFT - NOT RECONCILED)</w:t>
+        <w:t>DISCHARGE MEDICATION ORDERS</w:t>
       </w:r>
     </w:p>
     <w:p>
@@ -300,7 +300,7 @@
           <w:color w:val="5E6670"/>
           <w:sz w:val="16"/>
         </w:rPr>
-        <w:t>Filed 05/21/2026 1830 | Status: Draft, pending reconciliation | RE: Ondina Vasquell | MRN OV-3358104 | CSN-308852140</w:t>
+        <w:t>Queued 05/21/2026 1830 | Status: Pending physician signature | RE: Ondina Vasquell | MRN OV-3358104 | CSN-308852140</w:t>
       </w:r>
     </w:p>
     <w:p>
@@ -550,7 +550,7 @@
           <w:color w:val="232830"/>
           <w:sz w:val="19"/>
         </w:rPr>
-        <w:t>Auto-populated draft discharge orders carried forward from active inpatient orders. Not yet reconciled against home medications or current renal function.</w:t>
+        <w:t>Discharge medication orders prepared for the discharging physician's review and signature.</w:t>
       </w:r>
     </w:p>
     <w:p>
@@ -568,7 +568,7 @@
           <w:color w:val="4472C4"/>
           <w:sz w:val="20"/>
         </w:rPr>
-        <w:t>MEDICATIONS CARRIED FORWARD</w:t>
+        <w:t>DISCHARGE MEDICATIONS</w:t>
       </w:r>
     </w:p>
     <w:tbl>
@@ -640,7 +640,7 @@
                 <w:color w:val="FFFFFF"/>
                 <w:sz w:val="16"/>
               </w:rPr>
-              <w:t>Note on draft</w:t>
+              <w:t>Order</w:t>
             </w:r>
           </w:p>
         </w:tc>
@@ -693,7 +693,7 @@
                 <w:color w:val="232830"/>
                 <w:sz w:val="16"/>
               </w:rPr>
-              <w:t>Admission empiric dose carried forward; oral step-down and duration not set</w:t>
+              <w:t>Continue</w:t>
             </w:r>
           </w:p>
         </w:tc>
@@ -731,7 +731,7 @@
                 <w:color w:val="232830"/>
                 <w:sz w:val="16"/>
               </w:rPr>
-              <w:t>Inpatient-adjusted units Subcutaneous nightly</w:t>
+              <w:t>Adjusted units Subcutaneous nightly</w:t>
             </w:r>
           </w:p>
         </w:tc>
@@ -749,7 +749,7 @@
                 <w:color w:val="232830"/>
                 <w:sz w:val="16"/>
               </w:rPr>
-              <w:t>Reconcile to home 26 units versus inpatient adjustment</w:t>
+              <w:t>Continue</w:t>
             </w:r>
           </w:p>
         </w:tc>
@@ -1076,7 +1076,7 @@
                 <w:color w:val="232830"/>
                 <w:sz w:val="16"/>
               </w:rPr>
-              <w:t>Continue; renal check</w:t>
+              <w:t>Continue</w:t>
             </w:r>
           </w:p>
         </w:tc>
@@ -1238,7 +1238,7 @@
                 <w:color w:val="232830"/>
                 <w:sz w:val="16"/>
               </w:rPr>
-              <w:t>Carried forward from active inpatient orders</w:t>
+              <w:t>Continue until mobility returns to baseline</w:t>
             </w:r>
           </w:p>
         </w:tc>
@@ -1294,7 +1294,7 @@
                 <w:color w:val="232830"/>
                 <w:sz w:val="16"/>
               </w:rPr>
-              <w:t>Status ambiguous: held inpatient, not marked resume or continue-hold</w:t>
+              <w:t>Resume</w:t>
             </w:r>
           </w:p>
         </w:tc>
@@ -1347,7 +1347,7 @@
                 <w:color w:val="232830"/>
                 <w:sz w:val="16"/>
               </w:rPr>
-              <w:t>Status ambiguous: held inpatient, not marked resume or continue-hold</w:t>
+              <w:t>Resume</w:t>
             </w:r>
           </w:p>
         </w:tc>
@@ -1403,25 +1403,13 @@
                 <w:color w:val="232830"/>
                 <w:sz w:val="16"/>
               </w:rPr>
-              <w:t>Status ambiguous: held inpatient, not marked resume or continue-hold</w:t>
+              <w:t>Resume</w:t>
             </w:r>
           </w:p>
         </w:tc>
       </w:tr>
     </w:tbl>
     <w:p/>
-    <w:p>
-      <w:r>
-        <w:rPr>
-          <w:rFonts w:ascii="Arial" w:hAnsi="Arial"/>
-          <w:b w:val="0"/>
-          <w:i w:val="0"/>
-          <w:color w:val="232830"/>
-          <w:sz w:val="19"/>
-        </w:rPr>
-        <w:t>This draft has not been reconciled. The intravenous antibiotic line, the held oral agents, and the insulin dose require clinician reconciliation before discharge. No reconciliation decision is recorded here.</w:t>
-      </w:r>
-    </w:p>
     <w:p>
       <w:pPr>
         <w:spacing w:before="200"/>
@@ -1437,7 +1425,7 @@
           <w:color w:val="5E6670"/>
           <w:sz w:val="18"/>
         </w:rPr>
-        <w:t>Preliminary order set filed on 05/21/2026 1830</w:t>
+        <w:t>Discharge medication orders queued 05/21/2026 1830, pending physician signature</w:t>
       </w:r>
     </w:p>
     <w:sectPr>
@@ -1470,7 +1458,7 @@
         <w:color w:val="5E6670"/>
         <w:sz w:val="15"/>
       </w:rPr>
-      <w:t>Harbor Crest Regional Medical Center  |  PRELIMINARY DISCHARGE ORDER SET (DRAFT - NOT RECONCILED)  |  Confidential</w:t>
+      <w:t>Harbor Crest Regional Medical Center  |  DISCHARGE MEDICATION ORDERS  |  Confidential</w:t>
     </w:r>
   </w:p>
 </w:ftr>
@@ -1490,7 +1478,7 @@
         <w:color w:val="5E6670"/>
         <w:sz w:val="15"/>
       </w:rPr>
-      <w:t>Harbor Crest Regional Medical Center  |  PRELIMINARY DISCHARGE ORDER SET (DRAFT - NOT RECONCILED)  |  Confidential</w:t>
+      <w:t>Harbor Crest Regional Medical Center  |  DISCHARGE MEDICATION ORDERS  |  Confidential</w:t>
     </w:r>
   </w:p>
 </w:ftr>
@@ -1510,7 +1498,7 @@
         <w:color w:val="5E6670"/>
         <w:sz w:val="15"/>
       </w:rPr>
-      <w:t>Harbor Crest Regional Medical Center  |  PRELIMINARY DISCHARGE ORDER SET (DRAFT - NOT RECONCILED)  |  Confidential</w:t>
+      <w:t>Harbor Crest Regional Medical Center  |  DISCHARGE MEDICATION ORDERS  |  Confidential</w:t>
     </w:r>
   </w:p>
 </w:ftr>
